--- a/Output/מטלה מסכמת - דיני עונשין (גרסה להגשה).docx
+++ b/Output/מטלה מסכמת - דיני עונשין (גרסה להגשה).docx
@@ -716,100 +716,26 @@
       </w:r>
       <w:r>
         <w:rPr>
-          <w:rFonts w:ascii="David" w:hAnsi="David" w:cs="David"/>
-          <w:rtl/>
-        </w:rPr>
-        <w:t xml:space="preserve">מרדכי </w:t>
-      </w:r>
-      <w:proofErr w:type="spellStart"/>
-      <w:r>
-        <w:rPr>
-          <w:rFonts w:ascii="David" w:hAnsi="David" w:cs="David"/>
-          <w:rtl/>
-        </w:rPr>
-        <w:t>קרמניצר</w:t>
-      </w:r>
-      <w:proofErr w:type="spellEnd"/>
-      <w:r>
-        <w:rPr>
-          <w:rFonts w:ascii="David" w:hAnsi="David" w:cs="David"/>
-          <w:rtl/>
-        </w:rPr>
-        <w:t xml:space="preserve"> וחאלד </w:t>
-      </w:r>
-      <w:proofErr w:type="spellStart"/>
-      <w:r>
-        <w:rPr>
-          <w:rFonts w:ascii="David" w:hAnsi="David" w:cs="David"/>
-          <w:rtl/>
-        </w:rPr>
-        <w:t>ג</w:t>
-      </w:r>
-      <w:r>
-        <w:rPr>
-          <w:rFonts w:ascii="David" w:hAnsi="David" w:cs="David" w:hint="cs"/>
-          <w:rtl/>
-        </w:rPr>
-        <w:t>נא</w:t>
-      </w:r>
-      <w:r>
-        <w:rPr>
-          <w:rFonts w:ascii="David" w:hAnsi="David" w:cs="David"/>
-          <w:rtl/>
-        </w:rPr>
-        <w:t>ים</w:t>
-      </w:r>
-      <w:proofErr w:type="spellEnd"/>
-      <w:r>
-        <w:rPr>
-          <w:rFonts w:ascii="David" w:hAnsi="David" w:cs="David"/>
-          <w:rtl/>
-        </w:rPr>
-        <w:t xml:space="preserve"> </w:t>
-      </w:r>
-      <w:r>
-        <w:rPr>
-          <w:rFonts w:ascii="David" w:hAnsi="David" w:cs="David"/>
+          <w:rFonts w:ascii="David" w:hAnsi="David" w:cs="David" w:hint="cs"/>
+          <w:rtl/>
+        </w:rPr>
+        <w:t xml:space="preserve">מרדכי קרמניצר וחאלד גנאים </w:t>
+      </w:r>
+      <w:r>
+        <w:rPr>
+          <w:rFonts w:ascii="David" w:hAnsi="David" w:cs="David" w:hint="cs"/>
           <w:b/>
           <w:bCs/>
           <w:rtl/>
         </w:rPr>
-        <w:t xml:space="preserve">הרפורמה בעבירות ההמתה (2019) לאור עקרונות היסוד של המשפט ומחקר היסטורי והשוואתי </w:t>
-      </w:r>
-      <w:r>
-        <w:rPr>
-          <w:rFonts w:ascii="David" w:hAnsi="David" w:cs="David"/>
-          <w:rtl/>
-        </w:rPr>
-        <w:t>פרק רביעי</w:t>
-      </w:r>
-      <w:r>
-        <w:rPr>
-          <w:rFonts w:ascii="David" w:hAnsi="David" w:cs="David"/>
-          <w:rtl/>
-        </w:rPr>
-        <w:t xml:space="preserve"> </w:t>
-      </w:r>
-      <w:r>
-        <w:rPr>
-          <w:rFonts w:ascii="David" w:hAnsi="David" w:cs="David" w:hint="cs"/>
-          <w:rtl/>
-        </w:rPr>
-        <w:t xml:space="preserve">205 </w:t>
-      </w:r>
-      <w:r>
-        <w:rPr>
-          <w:rFonts w:ascii="David" w:hAnsi="David" w:cs="David"/>
-          <w:rtl/>
-        </w:rPr>
-        <w:t>(2020).</w:t>
-      </w:r>
-      <w:r>
-        <w:rPr>
-          <w:rFonts w:hint="cs"/>
-          <w:rtl/>
-        </w:rPr>
-        <w:t xml:space="preserve"> </w:t>
+        <w:t xml:space="preserve">הרפורמה בעבירות ההמתה לאור עקרונות היסוד של המשפט ומחקר היסטורי והשוואתי</w:t>
+      </w:r>
+      <w:r>
+        <w:rPr>
+          <w:rFonts w:ascii="David" w:hAnsi="David" w:cs="David" w:hint="cs"/>
+          <w:rtl/>
+        </w:rPr>
+        <w:t xml:space="preserve"> 205 (2020).</w:t>
       </w:r>
     </w:p>
   </w:footnote>
@@ -1016,25 +942,14 @@
     <w:p>
       <w:pPr>
         <w:pStyle w:val="ae"/>
-        <w:rPr>
-          <w:rFonts w:ascii="David" w:hAnsi="David" w:cs="David"/>
-          <w:b/>
-          <w:bCs/>
-          <w:rtl/>
-        </w:rPr>
-      </w:pPr>
-      <w:r>
-        <w:rPr>
-          <w:rStyle w:val="af0"/>
-          <w:rFonts w:ascii="David" w:hAnsi="David" w:cs="David"/>
+      </w:pPr>
+      <w:r>
+        <w:rPr>
+          <w:rStyle w:val="af0"/>
         </w:rPr>
         <w:footnoteRef/>
       </w:r>
       <w:r>
-        <w:rPr>
-          <w:rFonts w:ascii="David" w:hAnsi="David" w:cs="David"/>
-          <w:rtl/>
-        </w:rPr>
         <w:t xml:space="preserve"> </w:t>
       </w:r>
       <w:r>
@@ -1042,189 +957,7 @@
           <w:rFonts w:ascii="David" w:hAnsi="David" w:cs="David" w:hint="cs"/>
           <w:rtl/>
         </w:rPr>
-        <w:t>תפ"ח (</w:t>
-      </w:r>
-      <w:r>
-        <w:rPr>
-          <w:rFonts w:ascii="David" w:hAnsi="David" w:cs="David" w:hint="cs"/>
-          <w:rtl/>
-        </w:rPr>
-        <w:t>מחוזי ב"ש</w:t>
-      </w:r>
-      <w:r>
-        <w:rPr>
-          <w:rFonts w:ascii="David" w:hAnsi="David" w:cs="David" w:hint="cs"/>
-          <w:rtl/>
-        </w:rPr>
-        <w:t xml:space="preserve">) 1172-07 </w:t>
-      </w:r>
-      <w:r>
-        <w:rPr>
-          <w:rFonts w:ascii="David" w:hAnsi="David" w:cs="David" w:hint="cs"/>
-          <w:b/>
-          <w:bCs/>
-          <w:rtl/>
-        </w:rPr>
-        <w:t xml:space="preserve">מדינת ישראל נ' </w:t>
-      </w:r>
-      <w:proofErr w:type="spellStart"/>
-      <w:r>
-        <w:rPr>
-          <w:rFonts w:ascii="David" w:hAnsi="David" w:cs="David" w:hint="cs"/>
-          <w:b/>
-          <w:bCs/>
-          <w:rtl/>
-        </w:rPr>
-        <w:t>איטל</w:t>
-      </w:r>
-      <w:proofErr w:type="spellEnd"/>
-      <w:r>
-        <w:rPr>
-          <w:rFonts w:ascii="David" w:hAnsi="David" w:cs="David" w:hint="cs"/>
-          <w:rtl/>
-        </w:rPr>
-        <w:t>, פס' 100 לפסק דינה של השופטת יפה-כץ (נבו 23.5.2011)</w:t>
-      </w:r>
-      <w:r>
-        <w:rPr>
-          <w:rFonts w:ascii="David" w:hAnsi="David" w:cs="David"/>
-        </w:rPr>
-        <w:t>;</w:t>
-      </w:r>
-      <w:r>
-        <w:rPr>
-          <w:rFonts w:ascii="David" w:hAnsi="David" w:cs="David" w:hint="cs"/>
-          <w:rtl/>
-        </w:rPr>
-        <w:t xml:space="preserve"> </w:t>
-      </w:r>
-      <w:r>
-        <w:rPr>
-          <w:rFonts w:ascii="David" w:hAnsi="David" w:cs="David" w:hint="cs"/>
-          <w:rtl/>
-        </w:rPr>
-        <w:t xml:space="preserve">ע"פ </w:t>
-      </w:r>
-      <w:r>
-        <w:rPr>
-          <w:rFonts w:ascii="David" w:hAnsi="David" w:cs="David" w:hint="cs"/>
-          <w:rtl/>
-        </w:rPr>
-        <w:t>2760</w:t>
-      </w:r>
-      <w:r>
-        <w:rPr>
-          <w:rFonts w:ascii="David" w:hAnsi="David" w:cs="David" w:hint="cs"/>
-          <w:rtl/>
-        </w:rPr>
-        <w:t>/14</w:t>
-      </w:r>
-      <w:r>
-        <w:rPr>
-          <w:rFonts w:ascii="David" w:hAnsi="David" w:cs="David" w:hint="cs"/>
-          <w:rtl/>
-        </w:rPr>
-        <w:t xml:space="preserve"> </w:t>
-      </w:r>
-      <w:r>
-        <w:rPr>
-          <w:rFonts w:ascii="David" w:hAnsi="David" w:cs="David" w:hint="cs"/>
-          <w:b/>
-          <w:bCs/>
-          <w:rtl/>
-        </w:rPr>
-        <w:t>אוחיון נ' מדינת ישראל</w:t>
-      </w:r>
-      <w:r>
-        <w:rPr>
-          <w:rFonts w:ascii="David" w:hAnsi="David" w:cs="David" w:hint="cs"/>
-          <w:rtl/>
-        </w:rPr>
-        <w:t>,</w:t>
-      </w:r>
-      <w:r>
-        <w:rPr>
-          <w:rFonts w:ascii="David" w:hAnsi="David" w:cs="David" w:hint="cs"/>
-          <w:rtl/>
-        </w:rPr>
-        <w:t xml:space="preserve"> </w:t>
-      </w:r>
-      <w:r>
-        <w:rPr>
-          <w:rFonts w:ascii="David" w:hAnsi="David" w:cs="David" w:hint="cs"/>
-          <w:rtl/>
-        </w:rPr>
-        <w:t xml:space="preserve">פס' </w:t>
-      </w:r>
-      <w:r>
-        <w:rPr>
-          <w:rFonts w:ascii="David" w:hAnsi="David" w:cs="David" w:hint="cs"/>
-          <w:rtl/>
-        </w:rPr>
-        <w:t>61</w:t>
-      </w:r>
-      <w:r>
-        <w:rPr>
-          <w:rFonts w:ascii="David" w:hAnsi="David" w:cs="David"/>
-          <w:rtl/>
-        </w:rPr>
-        <w:t>–</w:t>
-      </w:r>
-      <w:r>
-        <w:rPr>
-          <w:rFonts w:ascii="David" w:hAnsi="David" w:cs="David" w:hint="cs"/>
-          <w:rtl/>
-        </w:rPr>
-        <w:t>62</w:t>
-      </w:r>
-      <w:r>
-        <w:rPr>
-          <w:rFonts w:ascii="David" w:hAnsi="David" w:cs="David" w:hint="cs"/>
-          <w:rtl/>
-        </w:rPr>
-        <w:t xml:space="preserve"> לפסק דינה של השופטת </w:t>
-      </w:r>
-      <w:r>
-        <w:rPr>
-          <w:rFonts w:ascii="David" w:hAnsi="David" w:cs="David" w:hint="cs"/>
-          <w:rtl/>
-        </w:rPr>
-        <w:t>ברק</w:t>
-      </w:r>
-      <w:r>
-        <w:rPr>
-          <w:rFonts w:ascii="David" w:hAnsi="David" w:cs="David" w:hint="cs"/>
-          <w:rtl/>
-        </w:rPr>
-        <w:t>-ארז</w:t>
-      </w:r>
-      <w:r>
-        <w:rPr>
-          <w:rFonts w:ascii="David" w:hAnsi="David" w:cs="David" w:hint="cs"/>
-          <w:rtl/>
-        </w:rPr>
-        <w:t xml:space="preserve"> </w:t>
-      </w:r>
-      <w:r>
-        <w:rPr>
-          <w:rFonts w:ascii="David" w:hAnsi="David" w:cs="David" w:hint="cs"/>
-          <w:rtl/>
-        </w:rPr>
-        <w:t>(נבו 7.10.2015)</w:t>
-      </w:r>
-      <w:r>
-        <w:rPr>
-          <w:rFonts w:ascii="David" w:hAnsi="David" w:cs="David" w:hint="cs"/>
-          <w:rtl/>
-        </w:rPr>
-        <w:t>.</w:t>
-      </w:r>
-      <w:r>
-        <w:rPr>
-          <w:rFonts w:ascii="David" w:hAnsi="David" w:cs="David" w:hint="cs"/>
-          <w:rtl/>
-        </w:rPr>
-        <w:t xml:space="preserve"> </w:t>
+        <w:t xml:space="preserve">תפ"ח (מחוזי ב"ש) 1172-07 מדינת ישראל נ' איטל, פס' 100 לפסק דינה של השופטת ר' יפה-כ"ץ (נבו 23.5.2011); ע"פ 2760/14 אוחיון נ' מדינת ישראל, פס' 61–62 לפסק דינה של השופטת ד' ברק-ארז (נבו 7.10.2015) (להלן: עניין אוחיון).</w:t>
       </w:r>
     </w:p>
   </w:footnote>
@@ -1232,9 +965,6 @@
     <w:p>
       <w:pPr>
         <w:pStyle w:val="ae"/>
-        <w:rPr>
-          <w:rtl/>
-        </w:rPr>
       </w:pPr>
       <w:r>
         <w:rPr>
@@ -1243,82 +973,14 @@
         <w:footnoteRef/>
       </w:r>
       <w:r>
-        <w:rPr>
-          <w:rFonts w:hint="cs"/>
-          <w:rtl/>
-        </w:rPr>
         <w:t xml:space="preserve"> </w:t>
       </w:r>
       <w:r>
         <w:rPr>
-          <w:rFonts w:ascii="David" w:hAnsi="David" w:cs="David"/>
-          <w:rtl/>
-        </w:rPr>
-        <w:t xml:space="preserve">שם, </w:t>
-      </w:r>
-      <w:r>
-        <w:rPr>
-          <w:rFonts w:ascii="David" w:hAnsi="David" w:cs="David" w:hint="cs"/>
-          <w:rtl/>
-        </w:rPr>
-        <w:t>ב</w:t>
-      </w:r>
-      <w:r>
-        <w:rPr>
-          <w:rFonts w:ascii="David" w:hAnsi="David" w:cs="David"/>
-          <w:rtl/>
-        </w:rPr>
-        <w:t>פס' 60 לפסק דינה של השופטת ברק-ארז</w:t>
-      </w:r>
-      <w:r>
-        <w:rPr>
-          <w:rFonts w:ascii="David" w:hAnsi="David" w:cs="David"/>
-        </w:rPr>
-        <w:t>;</w:t>
-      </w:r>
-      <w:r>
-        <w:rPr>
-          <w:rFonts w:ascii="David" w:hAnsi="David" w:cs="David" w:hint="cs"/>
-          <w:rtl/>
-        </w:rPr>
-        <w:t xml:space="preserve"> ע"פ </w:t>
-      </w:r>
-      <w:r>
-        <w:rPr>
-          <w:rFonts w:ascii="David" w:hAnsi="David" w:cs="David" w:hint="cs"/>
-          <w:rtl/>
-        </w:rPr>
-        <w:t xml:space="preserve">8328/17 </w:t>
-      </w:r>
-      <w:r>
-        <w:rPr>
-          <w:rFonts w:ascii="David" w:hAnsi="David" w:cs="David" w:hint="cs"/>
-          <w:b/>
-          <w:bCs/>
-          <w:rtl/>
-        </w:rPr>
-        <w:t>ג'בר נ' מדינת ישראל</w:t>
-      </w:r>
-      <w:r>
-        <w:rPr>
-          <w:rFonts w:ascii="David" w:hAnsi="David" w:cs="David" w:hint="cs"/>
-          <w:rtl/>
-        </w:rPr>
-        <w:t>,</w:t>
-      </w:r>
-      <w:r>
-        <w:rPr>
-          <w:rFonts w:ascii="David" w:hAnsi="David" w:cs="David" w:hint="cs"/>
-          <w:rtl/>
-        </w:rPr>
-        <w:t xml:space="preserve"> פס' 11 לפסק דינו של השופט הנדל (נבו 28.7.2019)</w:t>
-      </w:r>
-      <w:r>
-        <w:rPr>
-          <w:rFonts w:ascii="David" w:hAnsi="David" w:cs="David"/>
-          <w:rtl/>
-        </w:rPr>
-        <w:t>.</w:t>
+          <w:rFonts w:ascii="David" w:hAnsi="David" w:cs="David" w:hint="cs"/>
+          <w:rtl/>
+        </w:rPr>
+        <w:t xml:space="preserve">עניין אוחיון, לעיל ה"ש 5, בפס' 60; ע"פ 8328/17 ג'בר נ' מדינת ישראל, פס' 11 לפסק דינו של השופט הנדל (נבו 28.7.2019) (להלן: עניין ג'בר).</w:t>
       </w:r>
     </w:p>
   </w:footnote>
@@ -1326,22 +988,14 @@
     <w:p>
       <w:pPr>
         <w:pStyle w:val="ae"/>
-        <w:rPr>
-          <w:rtl/>
-        </w:rPr>
-      </w:pPr>
-      <w:r>
-        <w:rPr>
-          <w:rStyle w:val="af0"/>
-          <w:rFonts w:ascii="David" w:hAnsi="David" w:cs="David"/>
+      </w:pPr>
+      <w:r>
+        <w:rPr>
+          <w:rStyle w:val="af0"/>
         </w:rPr>
         <w:footnoteRef/>
       </w:r>
       <w:r>
-        <w:rPr>
-          <w:rFonts w:ascii="David" w:hAnsi="David" w:cs="David"/>
-          <w:rtl/>
-        </w:rPr>
         <w:t xml:space="preserve"> </w:t>
       </w:r>
       <w:r>
@@ -1349,79 +1003,7 @@
           <w:rFonts w:ascii="David" w:hAnsi="David" w:cs="David" w:hint="cs"/>
           <w:rtl/>
         </w:rPr>
-        <w:t>תפ"ח (</w:t>
-      </w:r>
-      <w:r>
-        <w:rPr>
-          <w:rFonts w:ascii="David" w:hAnsi="David" w:cs="David" w:hint="cs"/>
-          <w:rtl/>
-        </w:rPr>
-        <w:t>מחוזי ב"ש</w:t>
-      </w:r>
-      <w:r>
-        <w:rPr>
-          <w:rFonts w:ascii="David" w:hAnsi="David" w:cs="David" w:hint="cs"/>
-          <w:rtl/>
-        </w:rPr>
-        <w:t>) 40015-</w:t>
-      </w:r>
-      <w:r>
-        <w:rPr>
-          <w:rFonts w:ascii="David" w:hAnsi="David" w:cs="David" w:hint="cs"/>
-          <w:rtl/>
-        </w:rPr>
-        <w:t xml:space="preserve">09-10 </w:t>
-      </w:r>
-      <w:r>
-        <w:rPr>
-          <w:rFonts w:ascii="David" w:hAnsi="David" w:cs="David" w:hint="cs"/>
-          <w:b/>
-          <w:bCs/>
-          <w:rtl/>
-        </w:rPr>
-        <w:t>מדינת ישראל נ' פלונית</w:t>
-      </w:r>
-      <w:r>
-        <w:rPr>
-          <w:rFonts w:ascii="David" w:hAnsi="David" w:cs="David" w:hint="cs"/>
-          <w:rtl/>
-        </w:rPr>
-        <w:t>,</w:t>
-      </w:r>
-      <w:r>
-        <w:rPr>
-          <w:rFonts w:ascii="David" w:hAnsi="David" w:cs="David" w:hint="cs"/>
-          <w:rtl/>
-        </w:rPr>
-        <w:t xml:space="preserve"> פס'</w:t>
-      </w:r>
-      <w:r>
-        <w:rPr>
-          <w:rFonts w:ascii="David" w:hAnsi="David" w:cs="David" w:hint="cs"/>
-          <w:rtl/>
-        </w:rPr>
-        <w:t xml:space="preserve"> </w:t>
-      </w:r>
-      <w:r>
-        <w:rPr>
-          <w:rFonts w:ascii="David" w:hAnsi="David" w:cs="David" w:hint="cs"/>
-          <w:rtl/>
-        </w:rPr>
-        <w:t>12, 7 לפסק דינה של השופט</w:t>
-      </w:r>
-      <w:r>
-        <w:rPr>
-          <w:rFonts w:ascii="David" w:hAnsi="David" w:cs="David" w:hint="cs"/>
-          <w:rtl/>
-        </w:rPr>
-        <w:t>ת יפה-כץ (נבו 30.1.2012)</w:t>
-      </w:r>
-      <w:r>
-        <w:rPr>
-          <w:rFonts w:hint="cs"/>
-          <w:rtl/>
-        </w:rPr>
-        <w:t>.</w:t>
+        <w:t xml:space="preserve">עניין אוחיון, לעיל ה"ש 5, בפס' 61, 65.</w:t>
       </w:r>
     </w:p>
   </w:footnote>
@@ -1429,23 +1011,14 @@
     <w:p>
       <w:pPr>
         <w:pStyle w:val="ae"/>
-        <w:rPr>
-          <w:rFonts w:ascii="David" w:hAnsi="David" w:cs="David"/>
-          <w:rtl/>
-        </w:rPr>
-      </w:pPr>
-      <w:r>
-        <w:rPr>
-          <w:rStyle w:val="af0"/>
-          <w:rFonts w:ascii="David" w:hAnsi="David" w:cs="David"/>
+      </w:pPr>
+      <w:r>
+        <w:rPr>
+          <w:rStyle w:val="af0"/>
         </w:rPr>
         <w:footnoteRef/>
       </w:r>
       <w:r>
-        <w:rPr>
-          <w:rFonts w:ascii="David" w:hAnsi="David" w:cs="David"/>
-          <w:rtl/>
-        </w:rPr>
         <w:t xml:space="preserve"> </w:t>
       </w:r>
       <w:r>
@@ -1453,69 +1026,7 @@
           <w:rFonts w:ascii="David" w:hAnsi="David" w:cs="David" w:hint="cs"/>
           <w:rtl/>
         </w:rPr>
-        <w:t>ת"פ (</w:t>
-      </w:r>
-      <w:r>
-        <w:rPr>
-          <w:rFonts w:ascii="David" w:hAnsi="David" w:cs="David" w:hint="cs"/>
-          <w:rtl/>
-        </w:rPr>
-        <w:t>מחוזי ב"ש</w:t>
-      </w:r>
-      <w:r>
-        <w:rPr>
-          <w:rFonts w:ascii="David" w:hAnsi="David" w:cs="David" w:hint="cs"/>
-          <w:rtl/>
-        </w:rPr>
-        <w:t xml:space="preserve">) </w:t>
-      </w:r>
-      <w:r>
-        <w:rPr>
-          <w:rFonts w:ascii="David" w:hAnsi="David" w:cs="David" w:hint="cs"/>
-          <w:rtl/>
-        </w:rPr>
-        <w:t xml:space="preserve">27212-01-21 </w:t>
-      </w:r>
-      <w:r>
-        <w:rPr>
-          <w:rFonts w:ascii="David" w:hAnsi="David" w:cs="David" w:hint="cs"/>
-          <w:b/>
-          <w:bCs/>
-          <w:rtl/>
-        </w:rPr>
-        <w:t xml:space="preserve">מדינת ישראל נ' </w:t>
-      </w:r>
-      <w:proofErr w:type="spellStart"/>
-      <w:r>
-        <w:rPr>
-          <w:rFonts w:ascii="David" w:hAnsi="David" w:cs="David" w:hint="cs"/>
-          <w:b/>
-          <w:bCs/>
-          <w:rtl/>
-        </w:rPr>
-        <w:t>שיף</w:t>
-      </w:r>
-      <w:proofErr w:type="spellEnd"/>
-      <w:r>
-        <w:rPr>
-          <w:rFonts w:ascii="David" w:hAnsi="David" w:cs="David" w:hint="cs"/>
-          <w:rtl/>
-        </w:rPr>
-        <w:t xml:space="preserve">, </w:t>
-      </w:r>
-      <w:r>
-        <w:rPr>
-          <w:rFonts w:ascii="David" w:hAnsi="David" w:cs="David" w:hint="cs"/>
-          <w:rtl/>
-        </w:rPr>
-        <w:t xml:space="preserve">14 (נבו </w:t>
-      </w:r>
-      <w:r>
-        <w:rPr>
-          <w:rFonts w:ascii="David" w:hAnsi="David" w:cs="David" w:hint="cs"/>
-          <w:rtl/>
-        </w:rPr>
-        <w:t xml:space="preserve">9.11.2021). </w:t>
+        <w:t xml:space="preserve">ת"פ (מחוזי ב"ש) 27212-01-21 מדינת ישראל נ' שיף, בעמ' 14 (נבו 9.11.2021) (להלן: עניין שיף).</w:t>
       </w:r>
     </w:p>
   </w:footnote>
@@ -1555,90 +1066,22 @@
     <w:p>
       <w:pPr>
         <w:pStyle w:val="ae"/>
-        <w:rPr>
-          <w:rFonts w:ascii="David" w:hAnsi="David" w:cs="David"/>
-        </w:rPr>
-      </w:pPr>
-      <w:r>
-        <w:rPr>
-          <w:rStyle w:val="af0"/>
-          <w:rFonts w:ascii="David" w:hAnsi="David" w:cs="David"/>
+      </w:pPr>
+      <w:r>
+        <w:rPr>
+          <w:rStyle w:val="af0"/>
         </w:rPr>
         <w:footnoteRef/>
       </w:r>
       <w:r>
-        <w:rPr>
-          <w:rFonts w:ascii="David" w:hAnsi="David" w:cs="David"/>
-          <w:rtl/>
-        </w:rPr>
         <w:t xml:space="preserve"> </w:t>
       </w:r>
       <w:r>
         <w:rPr>
-          <w:rFonts w:ascii="David" w:hAnsi="David" w:cs="David"/>
-          <w:rtl/>
-        </w:rPr>
-        <w:t>תפ"ח (</w:t>
-      </w:r>
-      <w:r>
-        <w:rPr>
-          <w:rFonts w:ascii="David" w:hAnsi="David" w:cs="David" w:hint="cs"/>
-          <w:rtl/>
-        </w:rPr>
-        <w:t>מחוזי ב"ש</w:t>
-      </w:r>
-      <w:r>
-        <w:rPr>
-          <w:rFonts w:ascii="David" w:hAnsi="David" w:cs="David"/>
-          <w:rtl/>
-        </w:rPr>
-        <w:t xml:space="preserve">) </w:t>
-      </w:r>
-      <w:r>
-        <w:rPr>
-          <w:rFonts w:ascii="David" w:hAnsi="David" w:cs="David"/>
-          <w:rtl/>
-        </w:rPr>
-        <w:t xml:space="preserve">34170-05-12 </w:t>
-      </w:r>
-      <w:r>
-        <w:rPr>
-          <w:rFonts w:ascii="David" w:hAnsi="David" w:cs="David"/>
-          <w:b/>
-          <w:bCs/>
-          <w:rtl/>
-        </w:rPr>
-        <w:t>מדינת ישראל נ' אוחיון</w:t>
-      </w:r>
-      <w:r>
-        <w:rPr>
-          <w:rFonts w:ascii="David" w:hAnsi="David" w:cs="David"/>
-          <w:rtl/>
-        </w:rPr>
-        <w:t xml:space="preserve">, </w:t>
-      </w:r>
-      <w:r>
-        <w:rPr>
-          <w:rFonts w:ascii="David" w:hAnsi="David" w:cs="David"/>
-          <w:rtl/>
-        </w:rPr>
-        <w:t>פס' 60 לפסק דינה של השופטת יפה-כץ (נבו</w:t>
-      </w:r>
-      <w:r>
-        <w:rPr>
-          <w:rFonts w:ascii="David" w:hAnsi="David" w:cs="David"/>
-          <w:rtl/>
-        </w:rPr>
-        <w:t xml:space="preserve"> 9.3.2014).</w:t>
-      </w:r>
-      <w:r>
-        <w:rPr>
-          <w:rFonts w:ascii="David" w:hAnsi="David" w:cs="David"/>
-          <w:b/>
-          <w:bCs/>
-          <w:rtl/>
-        </w:rPr>
-        <w:t xml:space="preserve"> </w:t>
+          <w:rFonts w:ascii="David" w:hAnsi="David" w:cs="David" w:hint="cs"/>
+          <w:rtl/>
+        </w:rPr>
+        <w:t xml:space="preserve">תפ"ח (מחוזי ב"ש) 34170-05-12 מדינת ישראל נ' אוחיון, פס' 60 לפסק דינה של סגנית הנשיא ר' יפה-כ"ץ (נבו 9.3.2014); וההתערבות בממצא שנסמך על הביקור נדחתה בערעור, ראו עניין אוחיון, לעיל ה"ש 5, בפס' 47.</w:t>
       </w:r>
     </w:p>
   </w:footnote>
@@ -1646,22 +1089,14 @@
     <w:p>
       <w:pPr>
         <w:pStyle w:val="ae"/>
-        <w:rPr>
-          <w:rFonts w:ascii="David" w:hAnsi="David" w:cs="David"/>
-        </w:rPr>
-      </w:pPr>
-      <w:r>
-        <w:rPr>
-          <w:rStyle w:val="af0"/>
-          <w:rFonts w:ascii="David" w:hAnsi="David" w:cs="David"/>
+      </w:pPr>
+      <w:r>
+        <w:rPr>
+          <w:rStyle w:val="af0"/>
         </w:rPr>
         <w:footnoteRef/>
       </w:r>
       <w:r>
-        <w:rPr>
-          <w:rFonts w:ascii="David" w:hAnsi="David" w:cs="David"/>
-          <w:rtl/>
-        </w:rPr>
         <w:t xml:space="preserve"> </w:t>
       </w:r>
       <w:r>
@@ -1669,60 +1104,7 @@
           <w:rFonts w:ascii="David" w:hAnsi="David" w:cs="David" w:hint="cs"/>
           <w:rtl/>
         </w:rPr>
-        <w:t xml:space="preserve">פרשת </w:t>
-      </w:r>
-      <w:r>
-        <w:rPr>
-          <w:rFonts w:ascii="David" w:hAnsi="David" w:cs="David" w:hint="cs"/>
-          <w:b/>
-          <w:bCs/>
-          <w:rtl/>
-        </w:rPr>
-        <w:t>ג'בר</w:t>
-      </w:r>
-      <w:r>
-        <w:rPr>
-          <w:rFonts w:ascii="David" w:hAnsi="David" w:cs="David" w:hint="cs"/>
-          <w:rtl/>
-        </w:rPr>
-        <w:t xml:space="preserve">, לעיל </w:t>
-      </w:r>
-      <w:proofErr w:type="spellStart"/>
-      <w:r>
-        <w:rPr>
-          <w:rFonts w:ascii="David" w:hAnsi="David" w:cs="David" w:hint="cs"/>
-          <w:rtl/>
-        </w:rPr>
-        <w:t>ה"ש</w:t>
-      </w:r>
-      <w:proofErr w:type="spellEnd"/>
-      <w:r>
-        <w:rPr>
-          <w:rFonts w:ascii="David" w:hAnsi="David" w:cs="David" w:hint="cs"/>
-          <w:rtl/>
-        </w:rPr>
-        <w:t xml:space="preserve"> 6, </w:t>
-      </w:r>
-      <w:r>
-        <w:rPr>
-          <w:rFonts w:ascii="David" w:hAnsi="David" w:cs="David" w:hint="cs"/>
-          <w:rtl/>
-        </w:rPr>
-        <w:t xml:space="preserve">בפס' </w:t>
-      </w:r>
-      <w:r>
-        <w:rPr>
-          <w:rFonts w:ascii="David" w:hAnsi="David" w:cs="David" w:hint="cs"/>
-          <w:rtl/>
-        </w:rPr>
-        <w:t>11 לפסק דינו של השופט הנדל</w:t>
-      </w:r>
-      <w:r>
-        <w:rPr>
-          <w:rFonts w:ascii="David" w:hAnsi="David" w:cs="David" w:hint="cs"/>
-          <w:rtl/>
-        </w:rPr>
-        <w:t xml:space="preserve">. </w:t>
+        <w:t xml:space="preserve">עניין ג'בר, לעיל ה"ש 6, בפס' 11; עניין אוחיון, לעיל ה"ש 5, בפס' 69.</w:t>
       </w:r>
     </w:p>
   </w:footnote>
@@ -1730,23 +1112,14 @@
     <w:p>
       <w:pPr>
         <w:pStyle w:val="ae"/>
-        <w:rPr>
-          <w:rFonts w:ascii="David" w:hAnsi="David" w:cs="David"/>
-          <w:rtl/>
-        </w:rPr>
-      </w:pPr>
-      <w:r>
-        <w:rPr>
-          <w:rStyle w:val="af0"/>
-          <w:rFonts w:ascii="David" w:hAnsi="David" w:cs="David"/>
+      </w:pPr>
+      <w:r>
+        <w:rPr>
+          <w:rStyle w:val="af0"/>
         </w:rPr>
         <w:footnoteRef/>
       </w:r>
       <w:r>
-        <w:rPr>
-          <w:rFonts w:ascii="David" w:hAnsi="David" w:cs="David"/>
-          <w:rtl/>
-        </w:rPr>
         <w:t xml:space="preserve"> </w:t>
       </w:r>
       <w:r>
@@ -1754,67 +1127,7 @@
           <w:rFonts w:ascii="David" w:hAnsi="David" w:cs="David" w:hint="cs"/>
           <w:rtl/>
         </w:rPr>
-        <w:t xml:space="preserve">פרשת </w:t>
-      </w:r>
-      <w:r>
-        <w:rPr>
-          <w:rFonts w:ascii="David" w:hAnsi="David" w:cs="David" w:hint="cs"/>
-          <w:b/>
-          <w:bCs/>
-          <w:rtl/>
-        </w:rPr>
-        <w:t>אוחיון</w:t>
-      </w:r>
-      <w:r>
-        <w:rPr>
-          <w:rFonts w:ascii="David" w:hAnsi="David" w:cs="David" w:hint="cs"/>
-          <w:rtl/>
-        </w:rPr>
-        <w:t xml:space="preserve">, לעיל </w:t>
-      </w:r>
-      <w:proofErr w:type="spellStart"/>
-      <w:r>
-        <w:rPr>
-          <w:rFonts w:ascii="David" w:hAnsi="David" w:cs="David" w:hint="cs"/>
-          <w:rtl/>
-        </w:rPr>
-        <w:t>ה"ש</w:t>
-      </w:r>
-      <w:proofErr w:type="spellEnd"/>
-      <w:r>
-        <w:rPr>
-          <w:rFonts w:ascii="David" w:hAnsi="David" w:cs="David" w:hint="cs"/>
-          <w:rtl/>
-        </w:rPr>
-        <w:t xml:space="preserve"> 5, </w:t>
-      </w:r>
-      <w:r>
-        <w:rPr>
-          <w:rFonts w:ascii="David" w:hAnsi="David" w:cs="David" w:hint="cs"/>
-          <w:rtl/>
-        </w:rPr>
-        <w:t>ב</w:t>
-      </w:r>
-      <w:r>
-        <w:rPr>
-          <w:rFonts w:ascii="David" w:hAnsi="David" w:cs="David" w:hint="cs"/>
-          <w:rtl/>
-        </w:rPr>
-        <w:t>פס'</w:t>
-      </w:r>
-      <w:r>
-        <w:rPr>
-          <w:rFonts w:ascii="David" w:hAnsi="David" w:cs="David" w:hint="cs"/>
-          <w:rtl/>
-        </w:rPr>
-        <w:t xml:space="preserve"> 21</w:t>
-      </w:r>
-      <w:r>
-        <w:rPr>
-          <w:rFonts w:ascii="David" w:hAnsi="David" w:cs="David" w:hint="cs"/>
-          <w:rtl/>
-        </w:rPr>
-        <w:t xml:space="preserve"> לפסק דינה של השופטת ברק-ארז. </w:t>
+        <w:t xml:space="preserve">עניין אוחיון, לעיל ה"ש 5, בפס' 69; והשוו פס' 21, לתיאור קביעת בית המשפט המחוזי.</w:t>
       </w:r>
     </w:p>
   </w:footnote>
@@ -1822,23 +1135,14 @@
     <w:p>
       <w:pPr>
         <w:pStyle w:val="ae"/>
-        <w:rPr>
-          <w:rFonts w:ascii="David" w:hAnsi="David" w:cs="David"/>
-          <w:rtl/>
-        </w:rPr>
-      </w:pPr>
-      <w:r>
-        <w:rPr>
-          <w:rStyle w:val="af0"/>
-          <w:rFonts w:ascii="David" w:hAnsi="David" w:cs="David"/>
+      </w:pPr>
+      <w:r>
+        <w:rPr>
+          <w:rStyle w:val="af0"/>
         </w:rPr>
         <w:footnoteRef/>
       </w:r>
       <w:r>
-        <w:rPr>
-          <w:rFonts w:ascii="David" w:hAnsi="David" w:cs="David"/>
-          <w:rtl/>
-        </w:rPr>
         <w:t xml:space="preserve"> </w:t>
       </w:r>
       <w:r>
@@ -1846,39 +1150,7 @@
           <w:rFonts w:ascii="David" w:hAnsi="David" w:cs="David" w:hint="cs"/>
           <w:rtl/>
         </w:rPr>
-        <w:t xml:space="preserve">פרשת </w:t>
-      </w:r>
-      <w:r>
-        <w:rPr>
-          <w:rFonts w:ascii="David" w:hAnsi="David" w:cs="David" w:hint="cs"/>
-          <w:b/>
-          <w:bCs/>
-          <w:rtl/>
-        </w:rPr>
-        <w:t>ג'בר</w:t>
-      </w:r>
-      <w:r>
-        <w:rPr>
-          <w:rFonts w:ascii="David" w:hAnsi="David" w:cs="David" w:hint="cs"/>
-          <w:rtl/>
-        </w:rPr>
-        <w:t xml:space="preserve">, לעיל </w:t>
-      </w:r>
-      <w:proofErr w:type="spellStart"/>
-      <w:r>
-        <w:rPr>
-          <w:rFonts w:ascii="David" w:hAnsi="David" w:cs="David" w:hint="cs"/>
-          <w:rtl/>
-        </w:rPr>
-        <w:t>ה"ש</w:t>
-      </w:r>
-      <w:proofErr w:type="spellEnd"/>
-      <w:r>
-        <w:rPr>
-          <w:rFonts w:ascii="David" w:hAnsi="David" w:cs="David" w:hint="cs"/>
-          <w:rtl/>
-        </w:rPr>
-        <w:t xml:space="preserve"> 6, בפס' 11 לפסק דינו של השופט הנדל.</w:t>
+        <w:t xml:space="preserve">עניין ג'בר, לעיל ה"ש 6, בפס' 11.</w:t>
       </w:r>
     </w:p>
   </w:footnote>
@@ -1886,22 +1158,14 @@
     <w:p>
       <w:pPr>
         <w:pStyle w:val="ae"/>
-        <w:rPr>
-          <w:rFonts w:ascii="David" w:hAnsi="David" w:cs="David"/>
-        </w:rPr>
-      </w:pPr>
-      <w:r>
-        <w:rPr>
-          <w:rStyle w:val="af0"/>
-          <w:rFonts w:ascii="David" w:hAnsi="David" w:cs="David"/>
+      </w:pPr>
+      <w:r>
+        <w:rPr>
+          <w:rStyle w:val="af0"/>
         </w:rPr>
         <w:footnoteRef/>
       </w:r>
       <w:r>
-        <w:rPr>
-          <w:rFonts w:ascii="David" w:hAnsi="David" w:cs="David"/>
-          <w:rtl/>
-        </w:rPr>
         <w:t xml:space="preserve"> </w:t>
       </w:r>
       <w:r>
@@ -1909,71 +1173,7 @@
           <w:rFonts w:ascii="David" w:hAnsi="David" w:cs="David" w:hint="cs"/>
           <w:rtl/>
         </w:rPr>
-        <w:t xml:space="preserve">ע"פ </w:t>
-      </w:r>
-      <w:r>
-        <w:rPr>
-          <w:rFonts w:ascii="David" w:hAnsi="David" w:cs="David" w:hint="cs"/>
-          <w:rtl/>
-        </w:rPr>
-        <w:t xml:space="preserve">746/14 </w:t>
-      </w:r>
-      <w:proofErr w:type="spellStart"/>
-      <w:r>
-        <w:rPr>
-          <w:rFonts w:ascii="David" w:hAnsi="David" w:cs="David" w:hint="cs"/>
-          <w:b/>
-          <w:bCs/>
-          <w:rtl/>
-        </w:rPr>
-        <w:t>היילו</w:t>
-      </w:r>
-      <w:proofErr w:type="spellEnd"/>
-      <w:r>
-        <w:rPr>
-          <w:rFonts w:ascii="David" w:hAnsi="David" w:cs="David" w:hint="cs"/>
-          <w:b/>
-          <w:bCs/>
-          <w:rtl/>
-        </w:rPr>
-        <w:t xml:space="preserve"> נ' מדינת </w:t>
-      </w:r>
-      <w:r>
-        <w:rPr>
-          <w:rFonts w:ascii="David" w:hAnsi="David" w:cs="David"/>
-          <w:b/>
-          <w:bCs/>
-          <w:rtl/>
-        </w:rPr>
-        <w:t>ישראל</w:t>
-      </w:r>
-      <w:r>
-        <w:rPr>
-          <w:rFonts w:ascii="David" w:hAnsi="David" w:cs="David"/>
-          <w:rtl/>
-        </w:rPr>
-        <w:t>,</w:t>
-      </w:r>
-      <w:r>
-        <w:rPr>
-          <w:rFonts w:ascii="David" w:hAnsi="David" w:cs="David"/>
-          <w:rtl/>
-        </w:rPr>
-        <w:t xml:space="preserve"> </w:t>
-      </w:r>
-      <w:r>
-        <w:rPr>
-          <w:rFonts w:ascii="David" w:hAnsi="David" w:cs="David"/>
-          <w:rtl/>
-        </w:rPr>
-        <w:t>פס' 73 לפסק דינו של השופט מלצר</w:t>
-      </w:r>
-      <w:r>
-        <w:rPr>
-          <w:rFonts w:ascii="David" w:hAnsi="David" w:cs="David"/>
-          <w:rtl/>
-        </w:rPr>
-        <w:t xml:space="preserve"> (נבו 31.5.2016). </w:t>
+        <w:t xml:space="preserve">ע"פ 746/14 היילו נ' מדינת ישראל, פס' 73 לפסק דינו של השופט מלצר (נבו 31.5.2016).</w:t>
       </w:r>
     </w:p>
   </w:footnote>
@@ -1981,91 +1181,22 @@
     <w:p>
       <w:pPr>
         <w:pStyle w:val="ae"/>
-        <w:rPr>
-          <w:rFonts w:ascii="David" w:hAnsi="David" w:cs="David"/>
-          <w:rtl/>
-        </w:rPr>
-      </w:pPr>
-      <w:r>
-        <w:rPr>
-          <w:rStyle w:val="af0"/>
-          <w:rFonts w:ascii="David" w:hAnsi="David" w:cs="David"/>
+      </w:pPr>
+      <w:r>
+        <w:rPr>
+          <w:rStyle w:val="af0"/>
         </w:rPr>
         <w:footnoteRef/>
       </w:r>
       <w:r>
-        <w:rPr>
-          <w:rFonts w:ascii="David" w:hAnsi="David" w:cs="David"/>
-          <w:rtl/>
-        </w:rPr>
         <w:t xml:space="preserve"> </w:t>
       </w:r>
       <w:r>
         <w:rPr>
-          <w:rFonts w:ascii="David" w:hAnsi="David" w:cs="David"/>
-          <w:rtl/>
-        </w:rPr>
-        <w:t xml:space="preserve">פרשת </w:t>
-      </w:r>
-      <w:r>
-        <w:rPr>
-          <w:rFonts w:ascii="David" w:hAnsi="David" w:cs="David"/>
-          <w:b/>
-          <w:bCs/>
-          <w:rtl/>
-        </w:rPr>
-        <w:t>אוחיון</w:t>
-      </w:r>
-      <w:r>
-        <w:rPr>
-          <w:rFonts w:ascii="David" w:hAnsi="David" w:cs="David"/>
-          <w:rtl/>
-        </w:rPr>
-        <w:t xml:space="preserve">, לעיל </w:t>
-      </w:r>
-      <w:proofErr w:type="spellStart"/>
-      <w:r>
-        <w:rPr>
-          <w:rFonts w:ascii="David" w:hAnsi="David" w:cs="David"/>
-          <w:rtl/>
-        </w:rPr>
-        <w:t>ה"ש</w:t>
-      </w:r>
-      <w:proofErr w:type="spellEnd"/>
-      <w:r>
-        <w:rPr>
-          <w:rFonts w:ascii="David" w:hAnsi="David" w:cs="David"/>
-          <w:rtl/>
-        </w:rPr>
-        <w:t xml:space="preserve"> 5, בפס'</w:t>
-      </w:r>
-      <w:r>
-        <w:rPr>
-          <w:rFonts w:ascii="David" w:hAnsi="David" w:cs="David" w:hint="cs"/>
-          <w:rtl/>
-        </w:rPr>
-        <w:t xml:space="preserve"> 67</w:t>
-      </w:r>
-      <w:r>
-        <w:rPr>
-          <w:rFonts w:ascii="David" w:hAnsi="David" w:cs="David"/>
-          <w:rtl/>
-        </w:rPr>
-        <w:t>–</w:t>
-      </w:r>
-      <w:r>
-        <w:rPr>
-          <w:rFonts w:ascii="David" w:hAnsi="David" w:cs="David" w:hint="cs"/>
-          <w:rtl/>
-        </w:rPr>
-        <w:t xml:space="preserve">68 </w:t>
-      </w:r>
-      <w:r>
-        <w:rPr>
-          <w:rFonts w:ascii="David" w:hAnsi="David" w:cs="David"/>
-          <w:rtl/>
-        </w:rPr>
-        <w:t>לפסק דינה של השופטת ברק-ארז.</w:t>
+          <w:rFonts w:ascii="David" w:hAnsi="David" w:cs="David" w:hint="cs"/>
+          <w:rtl/>
+        </w:rPr>
+        <w:t xml:space="preserve">עניין אוחיון, לעיל ה"ש 5, בפס' 67–68.</w:t>
       </w:r>
     </w:p>
   </w:footnote>
@@ -2073,65 +1204,22 @@
     <w:p>
       <w:pPr>
         <w:pStyle w:val="ae"/>
-        <w:rPr>
-          <w:rFonts w:ascii="David" w:hAnsi="David" w:cs="David"/>
-          <w:rtl/>
-        </w:rPr>
-      </w:pPr>
-      <w:r>
-        <w:rPr>
-          <w:rStyle w:val="af0"/>
-          <w:rFonts w:ascii="David" w:hAnsi="David" w:cs="David"/>
+      </w:pPr>
+      <w:r>
+        <w:rPr>
+          <w:rStyle w:val="af0"/>
         </w:rPr>
         <w:footnoteRef/>
       </w:r>
       <w:r>
-        <w:rPr>
-          <w:rFonts w:ascii="David" w:hAnsi="David" w:cs="David"/>
-          <w:rtl/>
-        </w:rPr>
         <w:t xml:space="preserve"> </w:t>
       </w:r>
       <w:r>
         <w:rPr>
-          <w:rFonts w:ascii="David" w:hAnsi="David" w:cs="David"/>
-          <w:rtl/>
-        </w:rPr>
-        <w:t xml:space="preserve">פרשת </w:t>
-      </w:r>
-      <w:proofErr w:type="spellStart"/>
-      <w:r>
-        <w:rPr>
-          <w:rFonts w:ascii="David" w:hAnsi="David" w:cs="David"/>
-          <w:b/>
-          <w:bCs/>
-          <w:rtl/>
-        </w:rPr>
-        <w:t>שיף</w:t>
-      </w:r>
-      <w:proofErr w:type="spellEnd"/>
-      <w:r>
-        <w:rPr>
-          <w:rFonts w:ascii="David" w:hAnsi="David" w:cs="David"/>
-          <w:rtl/>
-        </w:rPr>
-        <w:t xml:space="preserve">, לעיל </w:t>
-      </w:r>
-      <w:proofErr w:type="spellStart"/>
-      <w:r>
-        <w:rPr>
-          <w:rFonts w:ascii="David" w:hAnsi="David" w:cs="David"/>
-          <w:rtl/>
-        </w:rPr>
-        <w:t>ה"ש</w:t>
-      </w:r>
-      <w:proofErr w:type="spellEnd"/>
-      <w:r>
-        <w:rPr>
-          <w:rFonts w:ascii="David" w:hAnsi="David" w:cs="David"/>
-          <w:rtl/>
-        </w:rPr>
-        <w:t xml:space="preserve"> 8, בעמ' 8. </w:t>
+          <w:rFonts w:ascii="David" w:hAnsi="David" w:cs="David" w:hint="cs"/>
+          <w:rtl/>
+        </w:rPr>
+        <w:t xml:space="preserve">עניין שיף, לעיל ה"ש 8, בעמ' 8.</w:t>
       </w:r>
     </w:p>
   </w:footnote>
@@ -2139,22 +1227,14 @@
     <w:p>
       <w:pPr>
         <w:pStyle w:val="ae"/>
-        <w:rPr>
-          <w:rFonts w:ascii="David" w:hAnsi="David" w:cs="David"/>
-          <w:rtl/>
-        </w:rPr>
-      </w:pPr>
-      <w:r>
-        <w:rPr>
-          <w:rStyle w:val="af0"/>
-          <w:rFonts w:ascii="David" w:hAnsi="David" w:cs="David"/>
+      </w:pPr>
+      <w:r>
+        <w:rPr>
+          <w:rStyle w:val="af0"/>
         </w:rPr>
         <w:footnoteRef/>
       </w:r>
       <w:r>
-        <w:rPr>
-          <w:rFonts w:ascii="David" w:hAnsi="David" w:cs="David"/>
-        </w:rPr>
         <w:t xml:space="preserve"> </w:t>
       </w:r>
       <w:r>
@@ -2162,128 +1242,7 @@
           <w:rFonts w:ascii="David" w:hAnsi="David" w:cs="David" w:hint="cs"/>
           <w:rtl/>
         </w:rPr>
-        <w:t xml:space="preserve">פרשת </w:t>
-      </w:r>
-      <w:r>
-        <w:rPr>
-          <w:rFonts w:ascii="David" w:hAnsi="David" w:cs="David" w:hint="cs"/>
-          <w:b/>
-          <w:bCs/>
-          <w:rtl/>
-        </w:rPr>
-        <w:t>פלונית</w:t>
-      </w:r>
-      <w:r>
-        <w:rPr>
-          <w:rFonts w:ascii="David" w:hAnsi="David" w:cs="David" w:hint="cs"/>
-          <w:rtl/>
-        </w:rPr>
-        <w:t xml:space="preserve">, לעיל </w:t>
-      </w:r>
-      <w:proofErr w:type="spellStart"/>
-      <w:r>
-        <w:rPr>
-          <w:rFonts w:ascii="David" w:hAnsi="David" w:cs="David" w:hint="cs"/>
-          <w:rtl/>
-        </w:rPr>
-        <w:t>ה"ש</w:t>
-      </w:r>
-      <w:proofErr w:type="spellEnd"/>
-      <w:r>
-        <w:rPr>
-          <w:rFonts w:ascii="David" w:hAnsi="David" w:cs="David" w:hint="cs"/>
-          <w:rtl/>
-        </w:rPr>
-        <w:t xml:space="preserve"> 7, ב</w:t>
-      </w:r>
-      <w:r>
-        <w:rPr>
-          <w:rFonts w:ascii="David" w:hAnsi="David" w:cs="David" w:hint="cs"/>
-          <w:rtl/>
-        </w:rPr>
-        <w:t>פס</w:t>
-      </w:r>
-      <w:r>
-        <w:rPr>
-          <w:rFonts w:ascii="David" w:hAnsi="David" w:cs="David" w:hint="cs"/>
-          <w:rtl/>
-        </w:rPr>
-        <w:t>'</w:t>
-      </w:r>
-      <w:r>
-        <w:rPr>
-          <w:rFonts w:ascii="David" w:hAnsi="David" w:cs="David" w:hint="cs"/>
-          <w:rtl/>
-        </w:rPr>
-        <w:t xml:space="preserve"> 10</w:t>
-      </w:r>
-      <w:r>
-        <w:rPr>
-          <w:rFonts w:ascii="David" w:hAnsi="David" w:cs="David" w:hint="cs"/>
-          <w:rtl/>
-        </w:rPr>
-        <w:t xml:space="preserve"> לפסק דינה של השופטת יפה-כץ</w:t>
-      </w:r>
-      <w:r>
-        <w:rPr>
-          <w:rFonts w:ascii="David" w:hAnsi="David" w:cs="David"/>
-        </w:rPr>
-        <w:t>;</w:t>
-      </w:r>
-      <w:r>
-        <w:rPr>
-          <w:rFonts w:ascii="David" w:hAnsi="David" w:cs="David" w:hint="cs"/>
-          <w:rtl/>
-        </w:rPr>
-        <w:t xml:space="preserve"> </w:t>
-      </w:r>
-      <w:r>
-        <w:rPr>
-          <w:rFonts w:ascii="David" w:hAnsi="David" w:cs="David"/>
-          <w:rtl/>
-        </w:rPr>
-        <w:t xml:space="preserve">פרשת </w:t>
-      </w:r>
-      <w:proofErr w:type="spellStart"/>
-      <w:r>
-        <w:rPr>
-          <w:rFonts w:ascii="David" w:hAnsi="David" w:cs="David"/>
-          <w:b/>
-          <w:bCs/>
-          <w:rtl/>
-        </w:rPr>
-        <w:t>שיף</w:t>
-      </w:r>
-      <w:proofErr w:type="spellEnd"/>
-      <w:r>
-        <w:rPr>
-          <w:rFonts w:ascii="David" w:hAnsi="David" w:cs="David"/>
-          <w:rtl/>
-        </w:rPr>
-        <w:t xml:space="preserve">, לעיל </w:t>
-      </w:r>
-      <w:proofErr w:type="spellStart"/>
-      <w:r>
-        <w:rPr>
-          <w:rFonts w:ascii="David" w:hAnsi="David" w:cs="David"/>
-          <w:rtl/>
-        </w:rPr>
-        <w:t>ה"ש</w:t>
-      </w:r>
-      <w:proofErr w:type="spellEnd"/>
-      <w:r>
-        <w:rPr>
-          <w:rFonts w:ascii="David" w:hAnsi="David" w:cs="David"/>
-          <w:rtl/>
-        </w:rPr>
-        <w:t xml:space="preserve"> 8, בעמ</w:t>
-      </w:r>
-      <w:r>
-        <w:rPr>
-          <w:rFonts w:ascii="David" w:hAnsi="David" w:cs="David" w:hint="cs"/>
-          <w:rtl/>
-        </w:rPr>
-        <w:t xml:space="preserve">' 12. </w:t>
+        <w:t xml:space="preserve">תפ"ח (מחוזי ב"ש) 40015-09-10 מדינת ישראל נ' פלונית, פס' 10 לפסק דינה של סגנית הנשיא ר' יפה-כ"ץ (נבו 30.1.2012) (להלן: עניין פלונית); עניין שיף, לעיל ה"ש 8, בעמ' 12.</w:t>
       </w:r>
     </w:p>
   </w:footnote>
@@ -2291,91 +1250,22 @@
     <w:p>
       <w:pPr>
         <w:pStyle w:val="ae"/>
-        <w:rPr>
-          <w:rFonts w:ascii="David" w:hAnsi="David" w:cs="David"/>
-          <w:rtl/>
-        </w:rPr>
-      </w:pPr>
-      <w:r>
-        <w:rPr>
-          <w:rStyle w:val="af0"/>
-          <w:rFonts w:ascii="David" w:hAnsi="David" w:cs="David"/>
+      </w:pPr>
+      <w:r>
+        <w:rPr>
+          <w:rStyle w:val="af0"/>
         </w:rPr>
         <w:footnoteRef/>
       </w:r>
       <w:r>
-        <w:rPr>
-          <w:rFonts w:ascii="David" w:hAnsi="David" w:cs="David"/>
-          <w:rtl/>
-        </w:rPr>
         <w:t xml:space="preserve"> </w:t>
       </w:r>
       <w:r>
         <w:rPr>
-          <w:rFonts w:ascii="David" w:hAnsi="David" w:cs="David"/>
-          <w:rtl/>
-        </w:rPr>
-        <w:t xml:space="preserve">פרשת </w:t>
-      </w:r>
-      <w:r>
-        <w:rPr>
-          <w:rFonts w:ascii="David" w:hAnsi="David" w:cs="David"/>
-          <w:b/>
-          <w:bCs/>
-          <w:rtl/>
-        </w:rPr>
-        <w:t>אוחיון</w:t>
-      </w:r>
-      <w:r>
-        <w:rPr>
-          <w:rFonts w:ascii="David" w:hAnsi="David" w:cs="David"/>
-          <w:rtl/>
-        </w:rPr>
-        <w:t xml:space="preserve">, לעיל </w:t>
-      </w:r>
-      <w:proofErr w:type="spellStart"/>
-      <w:r>
-        <w:rPr>
-          <w:rFonts w:ascii="David" w:hAnsi="David" w:cs="David"/>
-          <w:rtl/>
-        </w:rPr>
-        <w:t>ה"ש</w:t>
-      </w:r>
-      <w:proofErr w:type="spellEnd"/>
-      <w:r>
-        <w:rPr>
-          <w:rFonts w:ascii="David" w:hAnsi="David" w:cs="David"/>
-          <w:rtl/>
-        </w:rPr>
-        <w:t xml:space="preserve"> 5, בפס' </w:t>
-      </w:r>
-      <w:r>
-        <w:rPr>
-          <w:rFonts w:ascii="David" w:hAnsi="David" w:cs="David" w:hint="cs"/>
-          <w:rtl/>
-        </w:rPr>
-        <w:t>40, 43</w:t>
-      </w:r>
-      <w:r>
-        <w:rPr>
-          <w:rFonts w:ascii="David" w:hAnsi="David" w:cs="David"/>
-          <w:rtl/>
-        </w:rPr>
-        <w:t>–</w:t>
-      </w:r>
-      <w:r>
-        <w:rPr>
-          <w:rFonts w:ascii="David" w:hAnsi="David" w:cs="David" w:hint="cs"/>
-          <w:rtl/>
-        </w:rPr>
-        <w:t xml:space="preserve">44 </w:t>
-      </w:r>
-      <w:r>
-        <w:rPr>
-          <w:rFonts w:ascii="David" w:hAnsi="David" w:cs="David"/>
-          <w:rtl/>
-        </w:rPr>
-        <w:t>לפסק דינה של השופטת ברק-ארז.</w:t>
+          <w:rFonts w:ascii="David" w:hAnsi="David" w:cs="David" w:hint="cs"/>
+          <w:rtl/>
+        </w:rPr>
+        <w:t xml:space="preserve">עניין אוחיון, לעיל ה"ש 5, בפס' 40, 43–44, 46–47.</w:t>
       </w:r>
     </w:p>
   </w:footnote>
@@ -2383,109 +1273,22 @@
     <w:p>
       <w:pPr>
         <w:pStyle w:val="ae"/>
-        <w:rPr>
-          <w:rFonts w:ascii="David" w:hAnsi="David" w:cs="David"/>
-        </w:rPr>
-      </w:pPr>
-      <w:r>
-        <w:rPr>
-          <w:rStyle w:val="af0"/>
-          <w:rFonts w:ascii="David" w:hAnsi="David" w:cs="David"/>
+      </w:pPr>
+      <w:r>
+        <w:rPr>
+          <w:rStyle w:val="af0"/>
         </w:rPr>
         <w:footnoteRef/>
       </w:r>
       <w:r>
-        <w:rPr>
-          <w:rFonts w:ascii="David" w:hAnsi="David" w:cs="David"/>
-          <w:rtl/>
-        </w:rPr>
         <w:t xml:space="preserve"> </w:t>
       </w:r>
       <w:r>
         <w:rPr>
-          <w:rFonts w:ascii="David" w:hAnsi="David" w:cs="David"/>
-          <w:rtl/>
-        </w:rPr>
-        <w:t xml:space="preserve">תפ"ח </w:t>
-      </w:r>
-      <w:r>
-        <w:rPr>
-          <w:rFonts w:ascii="David" w:hAnsi="David" w:cs="David"/>
-          <w:rtl/>
-        </w:rPr>
-        <w:t>(</w:t>
-      </w:r>
-      <w:r>
-        <w:rPr>
-          <w:rFonts w:ascii="David" w:hAnsi="David" w:cs="David" w:hint="cs"/>
-          <w:rtl/>
-        </w:rPr>
-        <w:t>מחוזי ב"ש</w:t>
-      </w:r>
-      <w:r>
-        <w:rPr>
-          <w:rFonts w:ascii="David" w:hAnsi="David" w:cs="David"/>
-          <w:rtl/>
-        </w:rPr>
-        <w:t xml:space="preserve">) </w:t>
-      </w:r>
-      <w:r>
-        <w:rPr>
-          <w:rFonts w:ascii="David" w:hAnsi="David" w:cs="David"/>
-          <w:rtl/>
-        </w:rPr>
-        <w:t>42839-01-13</w:t>
-      </w:r>
-      <w:r>
-        <w:rPr>
-          <w:rFonts w:ascii="David" w:hAnsi="David" w:cs="David"/>
-          <w:rtl/>
-        </w:rPr>
-        <w:t xml:space="preserve"> </w:t>
-      </w:r>
-      <w:r>
-        <w:rPr>
-          <w:rFonts w:ascii="David" w:hAnsi="David" w:cs="David"/>
-          <w:b/>
-          <w:bCs/>
-          <w:rtl/>
-        </w:rPr>
-        <w:t>מדינת ישראל נ' פלונית</w:t>
-      </w:r>
-      <w:r>
-        <w:rPr>
-          <w:rFonts w:ascii="David" w:hAnsi="David" w:cs="David"/>
-          <w:rtl/>
-        </w:rPr>
-        <w:t>,</w:t>
-      </w:r>
-      <w:r>
-        <w:rPr>
-          <w:rFonts w:ascii="David" w:hAnsi="David" w:cs="David"/>
-          <w:rtl/>
-        </w:rPr>
-        <w:t xml:space="preserve"> פס' 4-5</w:t>
-      </w:r>
-      <w:r>
-        <w:rPr>
-          <w:rFonts w:ascii="David" w:hAnsi="David" w:cs="David"/>
-          <w:rtl/>
-        </w:rPr>
-        <w:t xml:space="preserve"> לפסק דינה של השופטת יפה-כץ</w:t>
-      </w:r>
-      <w:r>
-        <w:rPr>
-          <w:rFonts w:ascii="David" w:hAnsi="David" w:cs="David"/>
-          <w:rtl/>
-        </w:rPr>
-        <w:t xml:space="preserve"> (לא פורסם</w:t>
-      </w:r>
-      <w:r>
-        <w:rPr>
-          <w:rFonts w:ascii="David" w:hAnsi="David" w:cs="David" w:hint="cs"/>
-          <w:rtl/>
-        </w:rPr>
-        <w:t xml:space="preserve">). </w:t>
+          <w:rFonts w:ascii="David" w:hAnsi="David" w:cs="David" w:hint="cs"/>
+          <w:rtl/>
+        </w:rPr>
+        <w:t xml:space="preserve">והשוו תפ"ח (מחוזי ב"ש) 42839-01-13 מדינת ישראל נ' פלונית (קטינה), פס' 4–5 לגזר דינה של סגנית הנשיא ר' יפה-כ"ץ (לא פורסם, 14.7.2014), שם הורשעה הנאשמת ברצח בכוונה תחילה חרף מסכת התעללות קשה, ואולם משהייתה קטינה לא חל מאסר העולם שבחובה.</w:t>
       </w:r>
     </w:p>
   </w:footnote>
@@ -2493,100 +1296,22 @@
     <w:p>
       <w:pPr>
         <w:pStyle w:val="ae"/>
-        <w:rPr>
-          <w:rFonts w:ascii="David" w:hAnsi="David" w:cs="David"/>
-          <w:rtl/>
-        </w:rPr>
-      </w:pPr>
-      <w:r>
-        <w:rPr>
-          <w:rStyle w:val="af0"/>
-          <w:rFonts w:ascii="David" w:hAnsi="David" w:cs="David"/>
+      </w:pPr>
+      <w:r>
+        <w:rPr>
+          <w:rStyle w:val="af0"/>
         </w:rPr>
         <w:footnoteRef/>
       </w:r>
       <w:r>
-        <w:rPr>
-          <w:rFonts w:ascii="David" w:hAnsi="David" w:cs="David"/>
-          <w:rtl/>
-        </w:rPr>
         <w:t xml:space="preserve"> </w:t>
       </w:r>
       <w:r>
         <w:rPr>
-          <w:rFonts w:ascii="David" w:hAnsi="David" w:cs="David"/>
-          <w:rtl/>
-        </w:rPr>
-        <w:t xml:space="preserve">פרשת </w:t>
-      </w:r>
-      <w:proofErr w:type="spellStart"/>
-      <w:r>
-        <w:rPr>
-          <w:rFonts w:ascii="David" w:hAnsi="David" w:cs="David"/>
-          <w:b/>
-          <w:bCs/>
-          <w:rtl/>
-        </w:rPr>
-        <w:t>שיף</w:t>
-      </w:r>
-      <w:proofErr w:type="spellEnd"/>
-      <w:r>
-        <w:rPr>
-          <w:rFonts w:ascii="David" w:hAnsi="David" w:cs="David"/>
-          <w:rtl/>
-        </w:rPr>
-        <w:t xml:space="preserve">, לעיל </w:t>
-      </w:r>
-      <w:proofErr w:type="spellStart"/>
-      <w:r>
-        <w:rPr>
-          <w:rFonts w:ascii="David" w:hAnsi="David" w:cs="David"/>
-          <w:rtl/>
-        </w:rPr>
-        <w:t>ה"ש</w:t>
-      </w:r>
-      <w:proofErr w:type="spellEnd"/>
-      <w:r>
-        <w:rPr>
-          <w:rFonts w:ascii="David" w:hAnsi="David" w:cs="David"/>
-          <w:rtl/>
-        </w:rPr>
-        <w:t xml:space="preserve"> 8, </w:t>
-      </w:r>
-      <w:r>
-        <w:rPr>
-          <w:rFonts w:ascii="David" w:hAnsi="David" w:cs="David"/>
-          <w:rtl/>
-        </w:rPr>
-        <w:t>בעמ</w:t>
-      </w:r>
-      <w:r>
-        <w:rPr>
-          <w:rFonts w:ascii="David" w:hAnsi="David" w:cs="David" w:hint="cs"/>
-          <w:rtl/>
-        </w:rPr>
-        <w:t>'</w:t>
-      </w:r>
-      <w:r>
-        <w:rPr>
-          <w:rFonts w:ascii="David" w:hAnsi="David" w:cs="David"/>
-          <w:rtl/>
-        </w:rPr>
-        <w:t xml:space="preserve"> 11</w:t>
-      </w:r>
-      <w:r>
-        <w:rPr>
-          <w:rFonts w:ascii="David" w:hAnsi="David" w:cs="David"/>
-          <w:rtl/>
-        </w:rPr>
-        <w:t>–</w:t>
-      </w:r>
-      <w:r>
-        <w:rPr>
-          <w:rFonts w:ascii="David" w:hAnsi="David" w:cs="David"/>
-          <w:rtl/>
-        </w:rPr>
-        <w:t xml:space="preserve">12. </w:t>
+          <w:rFonts w:ascii="David" w:hAnsi="David" w:cs="David" w:hint="cs"/>
+          <w:rtl/>
+        </w:rPr>
+        <w:t xml:space="preserve">עניין שיף, לעיל ה"ש 8, בעמ' 11–12.</w:t>
       </w:r>
     </w:p>
   </w:footnote>
@@ -2655,96 +1380,22 @@
     <w:p>
       <w:pPr>
         <w:pStyle w:val="ae"/>
-        <w:rPr>
-          <w:rFonts w:ascii="David" w:hAnsi="David" w:cs="David"/>
-          <w:rtl/>
-        </w:rPr>
-      </w:pPr>
-      <w:r>
-        <w:rPr>
-          <w:rStyle w:val="af0"/>
-          <w:rFonts w:ascii="David" w:hAnsi="David" w:cs="David"/>
+      </w:pPr>
+      <w:r>
+        <w:rPr>
+          <w:rStyle w:val="af0"/>
         </w:rPr>
         <w:footnoteRef/>
       </w:r>
       <w:r>
-        <w:rPr>
-          <w:rFonts w:ascii="David" w:hAnsi="David" w:cs="David"/>
-          <w:rtl/>
-        </w:rPr>
         <w:t xml:space="preserve"> </w:t>
       </w:r>
       <w:r>
         <w:rPr>
-          <w:rFonts w:ascii="David" w:hAnsi="David" w:cs="David"/>
-          <w:rtl/>
-        </w:rPr>
-        <w:t xml:space="preserve">תפ"ח </w:t>
-      </w:r>
-      <w:r>
-        <w:rPr>
-          <w:rFonts w:ascii="David" w:hAnsi="David" w:cs="David"/>
-          <w:rtl/>
-        </w:rPr>
-        <w:t>(</w:t>
-      </w:r>
-      <w:r>
-        <w:rPr>
-          <w:rFonts w:ascii="David" w:hAnsi="David" w:cs="David" w:hint="cs"/>
-          <w:rtl/>
-        </w:rPr>
-        <w:t>מחוזי ב"ש</w:t>
-      </w:r>
-      <w:r>
-        <w:rPr>
-          <w:rFonts w:ascii="David" w:hAnsi="David" w:cs="David"/>
-          <w:rtl/>
-        </w:rPr>
-        <w:t xml:space="preserve">) 54701-11-17 </w:t>
-      </w:r>
-      <w:r>
-        <w:rPr>
-          <w:rFonts w:ascii="David" w:hAnsi="David" w:cs="David"/>
-          <w:b/>
-          <w:bCs/>
-          <w:rtl/>
-        </w:rPr>
-        <w:t>מדינת ישראל נ' פלוני</w:t>
-      </w:r>
-      <w:r>
-        <w:rPr>
-          <w:rFonts w:ascii="David" w:hAnsi="David" w:cs="David"/>
-          <w:rtl/>
-        </w:rPr>
-        <w:t xml:space="preserve"> </w:t>
-      </w:r>
-      <w:r>
-        <w:rPr>
-          <w:rFonts w:ascii="David" w:hAnsi="David" w:cs="David" w:hint="cs"/>
-          <w:rtl/>
-        </w:rPr>
-        <w:t>14</w:t>
-      </w:r>
-      <w:r>
-        <w:rPr>
-          <w:rFonts w:ascii="David" w:hAnsi="David" w:cs="David"/>
-          <w:rtl/>
-        </w:rPr>
-        <w:t>–</w:t>
-      </w:r>
-      <w:r>
-        <w:rPr>
-          <w:rFonts w:ascii="David" w:hAnsi="David" w:cs="David" w:hint="cs"/>
-          <w:rtl/>
-        </w:rPr>
-        <w:t>15</w:t>
-      </w:r>
-      <w:r>
-        <w:rPr>
-          <w:rFonts w:ascii="David" w:hAnsi="David" w:cs="David"/>
-          <w:rtl/>
-        </w:rPr>
-        <w:t xml:space="preserve"> (נבו 18.9.2020).</w:t>
+          <w:rFonts w:ascii="David" w:hAnsi="David" w:cs="David" w:hint="cs"/>
+          <w:rtl/>
+        </w:rPr>
+        <w:t xml:space="preserve">תפ"ח (מחוזי ב"ש) 54701-11-17 מדינת ישראל נ' פלוני, בעמ' 14–15 לחוות דעתה של הנשיאה ר' יפה-כ"ץ (נבו 18.9.2020).</w:t>
       </w:r>
     </w:p>
   </w:footnote>
@@ -2752,414 +1403,22 @@
     <w:p>
       <w:pPr>
         <w:pStyle w:val="ae"/>
-        <w:rPr>
-          <w:rFonts w:ascii="David" w:hAnsi="David" w:cs="David"/>
-        </w:rPr>
-      </w:pPr>
-      <w:r>
-        <w:rPr>
-          <w:rStyle w:val="af0"/>
-          <w:rFonts w:ascii="David" w:hAnsi="David" w:cs="David"/>
+      </w:pPr>
+      <w:r>
+        <w:rPr>
+          <w:rStyle w:val="af0"/>
         </w:rPr>
         <w:footnoteRef/>
       </w:r>
       <w:r>
-        <w:rPr>
-          <w:rFonts w:ascii="David" w:hAnsi="David" w:cs="David"/>
-          <w:rtl/>
-        </w:rPr>
         <w:t xml:space="preserve"> </w:t>
       </w:r>
       <w:r>
         <w:rPr>
-          <w:rFonts w:ascii="David" w:hAnsi="David" w:cs="David"/>
-          <w:rtl/>
-        </w:rPr>
-        <w:t>שם.</w:t>
-      </w:r>
-    </w:p>
-  </w:footnote>
-  <w:footnote w:id="1">
-    <w:p>
-      <w:pPr>
-        <w:pStyle w:val="ae"/>
-      </w:pPr>
-      <w:r>
-        <w:rPr>
-          <w:rStyle w:val="af0"/>
-        </w:rPr>
-        <w:footnoteRef/>
-      </w:r>
-      <w:r>
-        <w:t xml:space="preserve"> </w:t>
-      </w:r>
-      <w:r>
-        <w:rPr>
-          <w:rFonts w:ascii="David" w:hAnsi="David" w:cs="David" w:hint="cs"/>
-          <w:rtl/>
-        </w:rPr>
-        <w:t xml:space="preserve">מרדכי קרמניצר וחאלד גנאים </w:t>
-      </w:r>
-      <w:r>
-        <w:rPr>
-          <w:rFonts w:ascii="David" w:hAnsi="David" w:cs="David" w:hint="cs"/>
-          <w:b/>
-          <w:bCs/>
-          <w:rtl/>
-        </w:rPr>
-        <w:t xml:space="preserve">הרפורמה בעבירות ההמתה לאור עקרונות היסוד של המשפט ומחקר היסטורי והשוואתי</w:t>
-      </w:r>
-      <w:r>
-        <w:rPr>
-          <w:rFonts w:ascii="David" w:hAnsi="David" w:cs="David" w:hint="cs"/>
-          <w:rtl/>
-        </w:rPr>
-        <w:t xml:space="preserve"> 205 (2020).</w:t>
-      </w:r>
-    </w:p>
-  </w:footnote>
-  <w:footnote w:id="5">
-    <w:p>
-      <w:pPr>
-        <w:pStyle w:val="ae"/>
-      </w:pPr>
-      <w:r>
-        <w:rPr>
-          <w:rStyle w:val="af0"/>
-        </w:rPr>
-        <w:footnoteRef/>
-      </w:r>
-      <w:r>
-        <w:t xml:space="preserve"> </w:t>
-      </w:r>
-      <w:r>
-        <w:rPr>
-          <w:rFonts w:ascii="David" w:hAnsi="David" w:cs="David" w:hint="cs"/>
-          <w:rtl/>
-        </w:rPr>
-        <w:t xml:space="preserve">תפ"ח (מחוזי ב"ש) 1172-07 מדינת ישראל נ' איטל, פס' 100 לפסק דינה של השופטת ר' יפה-כ"ץ (נבו 23.5.2011); ע"פ 2760/14 אוחיון נ' מדינת ישראל, פס' 61–62 לפסק דינה של השופטת ד' ברק-ארז (נבו 7.10.2015) (להלן: עניין אוחיון).</w:t>
-      </w:r>
-    </w:p>
-  </w:footnote>
-  <w:footnote w:id="6">
-    <w:p>
-      <w:pPr>
-        <w:pStyle w:val="ae"/>
-      </w:pPr>
-      <w:r>
-        <w:rPr>
-          <w:rStyle w:val="af0"/>
-        </w:rPr>
-        <w:footnoteRef/>
-      </w:r>
-      <w:r>
-        <w:t xml:space="preserve"> </w:t>
-      </w:r>
-      <w:r>
-        <w:rPr>
-          <w:rFonts w:ascii="David" w:hAnsi="David" w:cs="David" w:hint="cs"/>
-          <w:rtl/>
-        </w:rPr>
-        <w:t xml:space="preserve">עניין אוחיון, לעיל ה"ש 5, בפס' 60; ע"פ 8328/17 ג'בר נ' מדינת ישראל, פס' 11 לפסק דינו של השופט הנדל (נבו 28.7.2019) (להלן: עניין ג'בר).</w:t>
-      </w:r>
-    </w:p>
-  </w:footnote>
-  <w:footnote w:id="7">
-    <w:p>
-      <w:pPr>
-        <w:pStyle w:val="ae"/>
-      </w:pPr>
-      <w:r>
-        <w:rPr>
-          <w:rStyle w:val="af0"/>
-        </w:rPr>
-        <w:footnoteRef/>
-      </w:r>
-      <w:r>
-        <w:t xml:space="preserve"> </w:t>
-      </w:r>
-      <w:r>
-        <w:rPr>
-          <w:rFonts w:ascii="David" w:hAnsi="David" w:cs="David" w:hint="cs"/>
-          <w:rtl/>
-        </w:rPr>
-        <w:t xml:space="preserve">עניין אוחיון, לעיל ה"ש 5, בפס' 61, 65.</w:t>
-      </w:r>
-    </w:p>
-  </w:footnote>
-  <w:footnote w:id="8">
-    <w:p>
-      <w:pPr>
-        <w:pStyle w:val="ae"/>
-      </w:pPr>
-      <w:r>
-        <w:rPr>
-          <w:rStyle w:val="af0"/>
-        </w:rPr>
-        <w:footnoteRef/>
-      </w:r>
-      <w:r>
-        <w:t xml:space="preserve"> </w:t>
-      </w:r>
-      <w:r>
-        <w:rPr>
-          <w:rFonts w:ascii="David" w:hAnsi="David" w:cs="David" w:hint="cs"/>
-          <w:rtl/>
-        </w:rPr>
-        <w:t xml:space="preserve">ת"פ (מחוזי ב"ש) 27212-01-21 מדינת ישראל נ' שיף, בעמ' 14 (נבו 9.11.2021) (להלן: עניין שיף).</w:t>
-      </w:r>
-    </w:p>
-  </w:footnote>
-  <w:footnote w:id="10">
-    <w:p>
-      <w:pPr>
-        <w:pStyle w:val="ae"/>
-      </w:pPr>
-      <w:r>
-        <w:rPr>
-          <w:rStyle w:val="af0"/>
-        </w:rPr>
-        <w:footnoteRef/>
-      </w:r>
-      <w:r>
-        <w:t xml:space="preserve"> </w:t>
-      </w:r>
-      <w:r>
-        <w:rPr>
-          <w:rFonts w:ascii="David" w:hAnsi="David" w:cs="David" w:hint="cs"/>
-          <w:rtl/>
-        </w:rPr>
-        <w:t xml:space="preserve">תפ"ח (מחוזי ב"ש) 34170-05-12 מדינת ישראל נ' אוחיון, פס' 60 לפסק דינה של סגנית הנשיא ר' יפה-כ"ץ (נבו 9.3.2014); וההתערבות בממצא שנסמך על הביקור נדחתה בערעור, ראו עניין אוחיון, לעיל ה"ש 5, בפס' 47.</w:t>
-      </w:r>
-    </w:p>
-  </w:footnote>
-  <w:footnote w:id="11">
-    <w:p>
-      <w:pPr>
-        <w:pStyle w:val="ae"/>
-      </w:pPr>
-      <w:r>
-        <w:rPr>
-          <w:rStyle w:val="af0"/>
-        </w:rPr>
-        <w:footnoteRef/>
-      </w:r>
-      <w:r>
-        <w:t xml:space="preserve"> </w:t>
-      </w:r>
-      <w:r>
-        <w:rPr>
-          <w:rFonts w:ascii="David" w:hAnsi="David" w:cs="David" w:hint="cs"/>
-          <w:rtl/>
-        </w:rPr>
-        <w:t xml:space="preserve">עניין ג'בר, לעיל ה"ש 6, בפס' 11; עניין אוחיון, לעיל ה"ש 5, בפס' 69.</w:t>
-      </w:r>
-    </w:p>
-  </w:footnote>
-  <w:footnote w:id="12">
-    <w:p>
-      <w:pPr>
-        <w:pStyle w:val="ae"/>
-      </w:pPr>
-      <w:r>
-        <w:rPr>
-          <w:rStyle w:val="af0"/>
-        </w:rPr>
-        <w:footnoteRef/>
-      </w:r>
-      <w:r>
-        <w:t xml:space="preserve"> </w:t>
-      </w:r>
-      <w:r>
-        <w:rPr>
-          <w:rFonts w:ascii="David" w:hAnsi="David" w:cs="David" w:hint="cs"/>
-          <w:rtl/>
-        </w:rPr>
-        <w:t xml:space="preserve">עניין אוחיון, לעיל ה"ש 5, בפס' 69; והשוו פס' 21, לתיאור קביעת בית המשפט המחוזי.</w:t>
-      </w:r>
-    </w:p>
-  </w:footnote>
-  <w:footnote w:id="13">
-    <w:p>
-      <w:pPr>
-        <w:pStyle w:val="ae"/>
-      </w:pPr>
-      <w:r>
-        <w:rPr>
-          <w:rStyle w:val="af0"/>
-        </w:rPr>
-        <w:footnoteRef/>
-      </w:r>
-      <w:r>
-        <w:t xml:space="preserve"> </w:t>
-      </w:r>
-      <w:r>
-        <w:rPr>
-          <w:rFonts w:ascii="David" w:hAnsi="David" w:cs="David" w:hint="cs"/>
-          <w:rtl/>
-        </w:rPr>
-        <w:t xml:space="preserve">עניין ג'בר, לעיל ה"ש 6, בפס' 11.</w:t>
-      </w:r>
-    </w:p>
-  </w:footnote>
-  <w:footnote w:id="14">
-    <w:p>
-      <w:pPr>
-        <w:pStyle w:val="ae"/>
-      </w:pPr>
-      <w:r>
-        <w:rPr>
-          <w:rStyle w:val="af0"/>
-        </w:rPr>
-        <w:footnoteRef/>
-      </w:r>
-      <w:r>
-        <w:t xml:space="preserve"> </w:t>
-      </w:r>
-      <w:r>
-        <w:rPr>
-          <w:rFonts w:ascii="David" w:hAnsi="David" w:cs="David" w:hint="cs"/>
-          <w:rtl/>
-        </w:rPr>
-        <w:t xml:space="preserve">ע"פ 746/14 היילו נ' מדינת ישראל, פס' 73 לפסק דינו של השופט מלצר (נבו 31.5.2016).</w:t>
-      </w:r>
-    </w:p>
-  </w:footnote>
-  <w:footnote w:id="15">
-    <w:p>
-      <w:pPr>
-        <w:pStyle w:val="ae"/>
-      </w:pPr>
-      <w:r>
-        <w:rPr>
-          <w:rStyle w:val="af0"/>
-        </w:rPr>
-        <w:footnoteRef/>
-      </w:r>
-      <w:r>
-        <w:t xml:space="preserve"> </w:t>
-      </w:r>
-      <w:r>
-        <w:rPr>
-          <w:rFonts w:ascii="David" w:hAnsi="David" w:cs="David" w:hint="cs"/>
-          <w:rtl/>
-        </w:rPr>
-        <w:t xml:space="preserve">עניין אוחיון, לעיל ה"ש 5, בפס' 67–68.</w:t>
-      </w:r>
-    </w:p>
-  </w:footnote>
-  <w:footnote w:id="16">
-    <w:p>
-      <w:pPr>
-        <w:pStyle w:val="ae"/>
-      </w:pPr>
-      <w:r>
-        <w:rPr>
-          <w:rStyle w:val="af0"/>
-        </w:rPr>
-        <w:footnoteRef/>
-      </w:r>
-      <w:r>
-        <w:t xml:space="preserve"> </w:t>
-      </w:r>
-      <w:r>
-        <w:rPr>
-          <w:rFonts w:ascii="David" w:hAnsi="David" w:cs="David" w:hint="cs"/>
-          <w:rtl/>
-        </w:rPr>
-        <w:t xml:space="preserve">עניין שיף, לעיל ה"ש 8, בעמ' 8.</w:t>
-      </w:r>
-    </w:p>
-  </w:footnote>
-  <w:footnote w:id="17">
-    <w:p>
-      <w:pPr>
-        <w:pStyle w:val="ae"/>
-      </w:pPr>
-      <w:r>
-        <w:rPr>
-          <w:rStyle w:val="af0"/>
-        </w:rPr>
-        <w:footnoteRef/>
-      </w:r>
-      <w:r>
-        <w:t xml:space="preserve"> </w:t>
-      </w:r>
-      <w:r>
-        <w:rPr>
-          <w:rFonts w:ascii="David" w:hAnsi="David" w:cs="David" w:hint="cs"/>
-          <w:rtl/>
-        </w:rPr>
-        <w:t xml:space="preserve">תפ"ח (מחוזי ב"ש) 40015-09-10 מדינת ישראל נ' פלונית, פס' 10 לפסק דינה של סגנית הנשיא ר' יפה-כ"ץ (נבו 30.1.2012) (להלן: עניין פלונית); עניין שיף, לעיל ה"ש 8, בעמ' 12.</w:t>
-      </w:r>
-    </w:p>
-  </w:footnote>
-  <w:footnote w:id="18">
-    <w:p>
-      <w:pPr>
-        <w:pStyle w:val="ae"/>
-      </w:pPr>
-      <w:r>
-        <w:rPr>
-          <w:rStyle w:val="af0"/>
-        </w:rPr>
-        <w:footnoteRef/>
-      </w:r>
-      <w:r>
-        <w:t xml:space="preserve"> </w:t>
-      </w:r>
-      <w:r>
-        <w:rPr>
-          <w:rFonts w:ascii="David" w:hAnsi="David" w:cs="David" w:hint="cs"/>
-          <w:rtl/>
-        </w:rPr>
-        <w:t xml:space="preserve">עניין אוחיון, לעיל ה"ש 5, בפס' 40, 43–44, 46–47.</w:t>
-      </w:r>
-    </w:p>
-  </w:footnote>
-  <w:footnote w:id="19">
-    <w:p>
-      <w:pPr>
-        <w:pStyle w:val="ae"/>
-      </w:pPr>
-      <w:r>
-        <w:rPr>
-          <w:rStyle w:val="af0"/>
-        </w:rPr>
-        <w:footnoteRef/>
-      </w:r>
-      <w:r>
-        <w:t xml:space="preserve"> </w:t>
-      </w:r>
-      <w:r>
-        <w:rPr>
-          <w:rFonts w:ascii="David" w:hAnsi="David" w:cs="David" w:hint="cs"/>
-          <w:rtl/>
-        </w:rPr>
-        <w:t xml:space="preserve">והשוו תפ"ח (מחוזי ב"ש) 42839-01-13 מדינת ישראל נ' פלונית (קטינה), פס' 4–5 לגזר דינה של סגנית הנשיא ר' יפה-כ"ץ (לא פורסם, 14.7.2014), שם הורשעה הנאשמת ברצח בכוונה תחילה חרף מסכת התעללות קשה, ואולם משהייתה קטינה לא חל מאסר העולם שבחובה.</w:t>
-      </w:r>
-    </w:p>
-  </w:footnote>
-  <w:footnote w:id="20">
-    <w:p>
-      <w:pPr>
-        <w:pStyle w:val="ae"/>
-      </w:pPr>
-      <w:r>
-        <w:rPr>
-          <w:rStyle w:val="af0"/>
-        </w:rPr>
-        <w:footnoteRef/>
-      </w:r>
-      <w:r>
-        <w:t xml:space="preserve"> </w:t>
-      </w:r>
-      <w:r>
-        <w:rPr>
-          <w:rFonts w:ascii="David" w:hAnsi="David" w:cs="David" w:hint="cs"/>
-          <w:rtl/>
-        </w:rPr>
-        <w:t xml:space="preserve">עניין שיף, לעיל ה"ש 8, בעמ' 11–12.</w:t>
+          <w:rFonts w:ascii="David" w:hAnsi="David" w:cs="David" w:hint="cs"/>
+          <w:rtl/>
+        </w:rPr>
+        <w:t xml:space="preserve">שם.</w:t>
       </w:r>
     </w:p>
   </w:footnote>
@@ -3183,52 +1442,6 @@
           <w:rtl/>
         </w:rPr>
         <w:t xml:space="preserve">עניין פלונית, לעיל ה"ש 17, בפס' 7, 12; ע"פ 2167/12 פלונית נ' מדינת ישראל, פס' י"ד, ט"ז, י"ט לפסק דינו של השופט א' רובינשטיין (נבו 17.3.2013) (הערעור על גובה העונש התקבל והעונש הופחת ל-7 שנים ו-6 חודשים).</w:t>
-      </w:r>
-    </w:p>
-  </w:footnote>
-  <w:footnote w:id="22">
-    <w:p>
-      <w:pPr>
-        <w:pStyle w:val="ae"/>
-      </w:pPr>
-      <w:r>
-        <w:rPr>
-          <w:rStyle w:val="af0"/>
-        </w:rPr>
-        <w:footnoteRef/>
-      </w:r>
-      <w:r>
-        <w:t xml:space="preserve"> </w:t>
-      </w:r>
-      <w:r>
-        <w:rPr>
-          <w:rFonts w:ascii="David" w:hAnsi="David" w:cs="David" w:hint="cs"/>
-          <w:rtl/>
-        </w:rPr>
-        <w:t xml:space="preserve">תפ"ח (מחוזי ב"ש) 54701-11-17 מדינת ישראל נ' פלוני, בעמ' 14–15 לחוות דעתה של הנשיאה ר' יפה-כ"ץ (נבו 18.9.2020).</w:t>
-      </w:r>
-    </w:p>
-  </w:footnote>
-  <w:footnote w:id="23">
-    <w:p>
-      <w:pPr>
-        <w:pStyle w:val="ae"/>
-      </w:pPr>
-      <w:r>
-        <w:rPr>
-          <w:rStyle w:val="af0"/>
-        </w:rPr>
-        <w:footnoteRef/>
-      </w:r>
-      <w:r>
-        <w:t xml:space="preserve"> </w:t>
-      </w:r>
-      <w:r>
-        <w:rPr>
-          <w:rFonts w:ascii="David" w:hAnsi="David" w:cs="David" w:hint="cs"/>
-          <w:rtl/>
-        </w:rPr>
-        <w:t xml:space="preserve">שם.</w:t>
       </w:r>
     </w:p>
   </w:footnote>
